--- a/docs/Eva_Space_Комментарии_к_политике_ПДн.docx
+++ b/docs/Eva_Space_Комментарии_к_политике_ПДн.docx
@@ -75,7 +75,7 @@
           <w:sz w:val="19"/>
           <w:szCs w:val="19"/>
         </w:rPr>
-        <w:t xml:space="preserve">Политика написана как первая редакция для ООО «Ева Спейс» по действующей редакции 152-ФЗ и рекомендациям Роскомнадзора к структуре документа. Жёлтым в ней выделено всё, что нужно заполнить. Политика должна описывать реальную обработку: если продукт работает иначе, чем написано, это нарушение само по себе. Поэтому до публикации нужно выполнить условия из раздела 2 этой записки. Перед публикацией проект стоит показать практикующему юристу.</w:t>
+        <w:t xml:space="preserve">Политика построена на примере AB MONEY: сохранены порядок разделов, тон «мы и вы» и формат «Цель № N». Наполнение сделано под Eva Space, а ошибки примера исправлены — они перечислены в разделе 1. Жёлтым выделено всё, что нужно заполнить. Политика должна описывать реальную обработку: если продукт работает иначе, чем написано, это нарушение само по себе. Поэтому до публикации нужно выполнить условия из раздела 3 этой записки. Перед публикацией проект стоит показать практикующему юристу.</w:t>
       </w:r>
     </w:p>
     <w:p>
@@ -92,7 +92,1262 @@
           <w:sz w:val="21"/>
           <w:szCs w:val="21"/>
         </w:rPr>
-        <w:t xml:space="preserve">1. Что заполнить</w:t>
+        <w:t xml:space="preserve">1. Что взято из примера и что исправлено</w:t>
+      </w:r>
+    </w:p>
+    <w:p>
+      <w:pPr>
+        <w:spacing w:after="55" w:line="214"/>
+        <w:jc w:val="both"/>
+      </w:pPr>
+      <w:r>
+        <w:rPr>
+          <w:rFonts w:ascii="Calibri" w:cs="Calibri" w:eastAsia="Calibri" w:hAnsi="Calibri"/>
+          <w:sz w:val="19"/>
+          <w:szCs w:val="19"/>
+        </w:rPr>
+        <w:t xml:space="preserve">Пример хорошо читается, но в нём есть ошибки, за которые Роскомнадзор штрафует. Ниже — что именно мы поменяли.</w:t>
+      </w:r>
+    </w:p>
+    <w:tbl>
+      <w:tblPr>
+        <w:tblW w:type="dxa" w:w="9922"/>
+        <w:tblBorders>
+          <w:top w:val="single" w:color="auto" w:sz="4"/>
+          <w:left w:val="single" w:color="auto" w:sz="4"/>
+          <w:bottom w:val="single" w:color="auto" w:sz="4"/>
+          <w:right w:val="single" w:color="auto" w:sz="4"/>
+          <w:insideH w:val="single" w:color="auto" w:sz="4"/>
+          <w:insideV w:val="single" w:color="auto" w:sz="4"/>
+        </w:tblBorders>
+      </w:tblPr>
+      <w:tblGrid>
+        <w:gridCol w:w="3076"/>
+        <w:gridCol w:w="3076"/>
+        <w:gridCol w:w="3770"/>
+      </w:tblGrid>
+      <w:tr>
+        <w:trPr>
+          <w:tblHeader/>
+        </w:trPr>
+        <w:tc>
+          <w:tcPr>
+            <w:tcW w:type="dxa" w:w="3076"/>
+            <w:shd w:fill="EADCF2" w:color="auto" w:val="clear"/>
+            <w:tcMar>
+              <w:top w:type="dxa" w:w="40"/>
+              <w:left w:type="dxa" w:w="80"/>
+              <w:bottom w:type="dxa" w:w="40"/>
+              <w:right w:type="dxa" w:w="80"/>
+            </w:tcMar>
+          </w:tcPr>
+          <w:p>
+            <w:pPr>
+              <w:spacing w:after="0" w:line="210"/>
+            </w:pPr>
+            <w:r>
+              <w:rPr>
+                <w:rFonts w:ascii="Calibri" w:cs="Calibri" w:eastAsia="Calibri" w:hAnsi="Calibri"/>
+                <w:b/>
+                <w:bCs/>
+                <w:sz w:val="17"/>
+                <w:szCs w:val="17"/>
+              </w:rPr>
+              <w:t xml:space="preserve">В примере AB MONEY</w:t>
+            </w:r>
+          </w:p>
+        </w:tc>
+        <w:tc>
+          <w:tcPr>
+            <w:tcW w:type="dxa" w:w="3076"/>
+            <w:shd w:fill="EADCF2" w:color="auto" w:val="clear"/>
+            <w:tcMar>
+              <w:top w:type="dxa" w:w="40"/>
+              <w:left w:type="dxa" w:w="80"/>
+              <w:bottom w:type="dxa" w:w="40"/>
+              <w:right w:type="dxa" w:w="80"/>
+            </w:tcMar>
+          </w:tcPr>
+          <w:p>
+            <w:pPr>
+              <w:spacing w:after="0" w:line="210"/>
+            </w:pPr>
+            <w:r>
+              <w:rPr>
+                <w:rFonts w:ascii="Calibri" w:cs="Calibri" w:eastAsia="Calibri" w:hAnsi="Calibri"/>
+                <w:b/>
+                <w:bCs/>
+                <w:sz w:val="17"/>
+                <w:szCs w:val="17"/>
+              </w:rPr>
+              <w:t xml:space="preserve">Чем это плохо</w:t>
+            </w:r>
+          </w:p>
+        </w:tc>
+        <w:tc>
+          <w:tcPr>
+            <w:tcW w:type="dxa" w:w="3770"/>
+            <w:shd w:fill="EADCF2" w:color="auto" w:val="clear"/>
+            <w:tcMar>
+              <w:top w:type="dxa" w:w="40"/>
+              <w:left w:type="dxa" w:w="80"/>
+              <w:bottom w:type="dxa" w:w="40"/>
+              <w:right w:type="dxa" w:w="80"/>
+            </w:tcMar>
+          </w:tcPr>
+          <w:p>
+            <w:pPr>
+              <w:spacing w:after="0" w:line="210"/>
+            </w:pPr>
+            <w:r>
+              <w:rPr>
+                <w:rFonts w:ascii="Calibri" w:cs="Calibri" w:eastAsia="Calibri" w:hAnsi="Calibri"/>
+                <w:b/>
+                <w:bCs/>
+                <w:sz w:val="17"/>
+                <w:szCs w:val="17"/>
+              </w:rPr>
+              <w:t xml:space="preserve">Как сделано у нас</w:t>
+            </w:r>
+          </w:p>
+        </w:tc>
+      </w:tr>
+      <w:tr>
+        <w:trPr>
+          <w:cantSplit/>
+        </w:trPr>
+        <w:tc>
+          <w:tcPr>
+            <w:tcW w:type="dxa" w:w="3076"/>
+            <w:shd w:fill="FFFFFF" w:color="auto" w:val="clear"/>
+            <w:tcMar>
+              <w:top w:type="dxa" w:w="40"/>
+              <w:left w:type="dxa" w:w="80"/>
+              <w:bottom w:type="dxa" w:w="40"/>
+              <w:right w:type="dxa" w:w="80"/>
+            </w:tcMar>
+          </w:tcPr>
+          <w:p>
+            <w:pPr>
+              <w:spacing w:after="0" w:line="210"/>
+            </w:pPr>
+            <w:r>
+              <w:rPr>
+                <w:rFonts w:ascii="Calibri" w:cs="Calibri" w:eastAsia="Calibri" w:hAnsi="Calibri"/>
+                <w:sz w:val="17"/>
+                <w:szCs w:val="17"/>
+              </w:rPr>
+              <w:t xml:space="preserve">«Загружая или используя Приложение, вы соглашаетесь с Политикой»; продолжение использования означает согласие с изменениями</w:t>
+            </w:r>
+          </w:p>
+        </w:tc>
+        <w:tc>
+          <w:tcPr>
+            <w:tcW w:type="dxa" w:w="3076"/>
+            <w:shd w:fill="FFFFFF" w:color="auto" w:val="clear"/>
+            <w:tcMar>
+              <w:top w:type="dxa" w:w="40"/>
+              <w:left w:type="dxa" w:w="80"/>
+              <w:bottom w:type="dxa" w:w="40"/>
+              <w:right w:type="dxa" w:w="80"/>
+            </w:tcMar>
+          </w:tcPr>
+          <w:p>
+            <w:pPr>
+              <w:spacing w:after="0" w:line="210"/>
+            </w:pPr>
+            <w:r>
+              <w:rPr>
+                <w:rFonts w:ascii="Calibri" w:cs="Calibri" w:eastAsia="Calibri" w:hAnsi="Calibri"/>
+                <w:sz w:val="17"/>
+                <w:szCs w:val="17"/>
+              </w:rPr>
+              <w:t xml:space="preserve">С 1 сентября 2025 г. согласие оформляется только отдельным документом. Согласие через Политику не считается полученным</w:t>
+            </w:r>
+          </w:p>
+        </w:tc>
+        <w:tc>
+          <w:tcPr>
+            <w:tcW w:type="dxa" w:w="3770"/>
+            <w:shd w:fill="FFFFFF" w:color="auto" w:val="clear"/>
+            <w:tcMar>
+              <w:top w:type="dxa" w:w="40"/>
+              <w:left w:type="dxa" w:w="80"/>
+              <w:bottom w:type="dxa" w:w="40"/>
+              <w:right w:type="dxa" w:w="80"/>
+            </w:tcMar>
+          </w:tcPr>
+          <w:p>
+            <w:pPr>
+              <w:spacing w:after="0" w:line="210"/>
+            </w:pPr>
+            <w:r>
+              <w:rPr>
+                <w:rFonts w:ascii="Calibri" w:cs="Calibri" w:eastAsia="Calibri" w:hAnsi="Calibri"/>
+                <w:sz w:val="17"/>
+                <w:szCs w:val="17"/>
+              </w:rPr>
+              <w:t xml:space="preserve">Политика прямо говорит, что не является согласием. Согласия — отдельно. Об изменениях предупреждаем за 10 дней</w:t>
+            </w:r>
+          </w:p>
+        </w:tc>
+      </w:tr>
+      <w:tr>
+        <w:trPr>
+          <w:cantSplit/>
+        </w:trPr>
+        <w:tc>
+          <w:tcPr>
+            <w:tcW w:type="dxa" w:w="3076"/>
+            <w:shd w:fill="F8F4FB" w:color="auto" w:val="clear"/>
+            <w:tcMar>
+              <w:top w:type="dxa" w:w="40"/>
+              <w:left w:type="dxa" w:w="80"/>
+              <w:bottom w:type="dxa" w:w="40"/>
+              <w:right w:type="dxa" w:w="80"/>
+            </w:tcMar>
+          </w:tcPr>
+          <w:p>
+            <w:pPr>
+              <w:spacing w:after="0" w:line="210"/>
+            </w:pPr>
+            <w:r>
+              <w:rPr>
+                <w:rFonts w:ascii="Calibri" w:cs="Calibri" w:eastAsia="Calibri" w:hAnsi="Calibri"/>
+                <w:sz w:val="17"/>
+                <w:szCs w:val="17"/>
+              </w:rPr>
+              <w:t xml:space="preserve">Основания перечислены списком актов: законодательство, устав, договоры</w:t>
+            </w:r>
+          </w:p>
+        </w:tc>
+        <w:tc>
+          <w:tcPr>
+            <w:tcW w:type="dxa" w:w="3076"/>
+            <w:shd w:fill="F8F4FB" w:color="auto" w:val="clear"/>
+            <w:tcMar>
+              <w:top w:type="dxa" w:w="40"/>
+              <w:left w:type="dxa" w:w="80"/>
+              <w:bottom w:type="dxa" w:w="40"/>
+              <w:right w:type="dxa" w:w="80"/>
+            </w:tcMar>
+          </w:tcPr>
+          <w:p>
+            <w:pPr>
+              <w:spacing w:after="0" w:line="210"/>
+            </w:pPr>
+            <w:r>
+              <w:rPr>
+                <w:rFonts w:ascii="Calibri" w:cs="Calibri" w:eastAsia="Calibri" w:hAnsi="Calibri"/>
+                <w:sz w:val="17"/>
+                <w:szCs w:val="17"/>
+              </w:rPr>
+              <w:t xml:space="preserve">Роскомнадзор ждёт основание по статье 6 для каждой цели</w:t>
+            </w:r>
+          </w:p>
+        </w:tc>
+        <w:tc>
+          <w:tcPr>
+            <w:tcW w:type="dxa" w:w="3770"/>
+            <w:shd w:fill="F8F4FB" w:color="auto" w:val="clear"/>
+            <w:tcMar>
+              <w:top w:type="dxa" w:w="40"/>
+              <w:left w:type="dxa" w:w="80"/>
+              <w:bottom w:type="dxa" w:w="40"/>
+              <w:right w:type="dxa" w:w="80"/>
+            </w:tcMar>
+          </w:tcPr>
+          <w:p>
+            <w:pPr>
+              <w:spacing w:after="0" w:line="210"/>
+            </w:pPr>
+            <w:r>
+              <w:rPr>
+                <w:rFonts w:ascii="Calibri" w:cs="Calibri" w:eastAsia="Calibri" w:hAnsi="Calibri"/>
+                <w:sz w:val="17"/>
+                <w:szCs w:val="17"/>
+              </w:rPr>
+              <w:t xml:space="preserve">У каждой цели — свой пункт статьи 6 или 10</w:t>
+            </w:r>
+          </w:p>
+        </w:tc>
+      </w:tr>
+      <w:tr>
+        <w:trPr>
+          <w:cantSplit/>
+        </w:trPr>
+        <w:tc>
+          <w:tcPr>
+            <w:tcW w:type="dxa" w:w="3076"/>
+            <w:shd w:fill="FFFFFF" w:color="auto" w:val="clear"/>
+            <w:tcMar>
+              <w:top w:type="dxa" w:w="40"/>
+              <w:left w:type="dxa" w:w="80"/>
+              <w:bottom w:type="dxa" w:w="40"/>
+              <w:right w:type="dxa" w:w="80"/>
+            </w:tcMar>
+          </w:tcPr>
+          <w:p>
+            <w:pPr>
+              <w:spacing w:after="0" w:line="210"/>
+            </w:pPr>
+            <w:r>
+              <w:rPr>
+                <w:rFonts w:ascii="Calibri" w:cs="Calibri" w:eastAsia="Calibri" w:hAnsi="Calibri"/>
+                <w:sz w:val="17"/>
+                <w:szCs w:val="17"/>
+              </w:rPr>
+              <w:t xml:space="preserve">Срок: «в течение срока, необходимого для достижения целей»</w:t>
+            </w:r>
+          </w:p>
+        </w:tc>
+        <w:tc>
+          <w:tcPr>
+            <w:tcW w:type="dxa" w:w="3076"/>
+            <w:shd w:fill="FFFFFF" w:color="auto" w:val="clear"/>
+            <w:tcMar>
+              <w:top w:type="dxa" w:w="40"/>
+              <w:left w:type="dxa" w:w="80"/>
+              <w:bottom w:type="dxa" w:w="40"/>
+              <w:right w:type="dxa" w:w="80"/>
+            </w:tcMar>
+          </w:tcPr>
+          <w:p>
+            <w:pPr>
+              <w:spacing w:after="0" w:line="210"/>
+            </w:pPr>
+            <w:r>
+              <w:rPr>
+                <w:rFonts w:ascii="Calibri" w:cs="Calibri" w:eastAsia="Calibri" w:hAnsi="Calibri"/>
+                <w:sz w:val="17"/>
+                <w:szCs w:val="17"/>
+              </w:rPr>
+              <w:t xml:space="preserve">Неконкретно, типичное замечание при проверке</w:t>
+            </w:r>
+          </w:p>
+        </w:tc>
+        <w:tc>
+          <w:tcPr>
+            <w:tcW w:type="dxa" w:w="3770"/>
+            <w:shd w:fill="FFFFFF" w:color="auto" w:val="clear"/>
+            <w:tcMar>
+              <w:top w:type="dxa" w:w="40"/>
+              <w:left w:type="dxa" w:w="80"/>
+              <w:bottom w:type="dxa" w:w="40"/>
+              <w:right w:type="dxa" w:w="80"/>
+            </w:tcMar>
+          </w:tcPr>
+          <w:p>
+            <w:pPr>
+              <w:spacing w:after="0" w:line="210"/>
+            </w:pPr>
+            <w:r>
+              <w:rPr>
+                <w:rFonts w:ascii="Calibri" w:cs="Calibri" w:eastAsia="Calibri" w:hAnsi="Calibri"/>
+                <w:sz w:val="17"/>
+                <w:szCs w:val="17"/>
+              </w:rPr>
+              <w:t xml:space="preserve">Срок у каждой цели и таблица сроков реагирования на запросы</w:t>
+            </w:r>
+          </w:p>
+        </w:tc>
+      </w:tr>
+      <w:tr>
+        <w:trPr>
+          <w:cantSplit/>
+        </w:trPr>
+        <w:tc>
+          <w:tcPr>
+            <w:tcW w:type="dxa" w:w="3076"/>
+            <w:shd w:fill="F8F4FB" w:color="auto" w:val="clear"/>
+            <w:tcMar>
+              <w:top w:type="dxa" w:w="40"/>
+              <w:left w:type="dxa" w:w="80"/>
+              <w:bottom w:type="dxa" w:w="40"/>
+              <w:right w:type="dxa" w:w="80"/>
+            </w:tcMar>
+          </w:tcPr>
+          <w:p>
+            <w:pPr>
+              <w:spacing w:after="0" w:line="210"/>
+            </w:pPr>
+            <w:r>
+              <w:rPr>
+                <w:rFonts w:ascii="Calibri" w:cs="Calibri" w:eastAsia="Calibri" w:hAnsi="Calibri"/>
+                <w:sz w:val="17"/>
+                <w:szCs w:val="17"/>
+              </w:rPr>
+              <w:t xml:space="preserve">В цели № 1 указан только e-mail, у целей не указано, чьи это данные</w:t>
+            </w:r>
+          </w:p>
+        </w:tc>
+        <w:tc>
+          <w:tcPr>
+            <w:tcW w:type="dxa" w:w="3076"/>
+            <w:shd w:fill="F8F4FB" w:color="auto" w:val="clear"/>
+            <w:tcMar>
+              <w:top w:type="dxa" w:w="40"/>
+              <w:left w:type="dxa" w:w="80"/>
+              <w:bottom w:type="dxa" w:w="40"/>
+              <w:right w:type="dxa" w:w="80"/>
+            </w:tcMar>
+          </w:tcPr>
+          <w:p>
+            <w:pPr>
+              <w:spacing w:after="0" w:line="210"/>
+            </w:pPr>
+            <w:r>
+              <w:rPr>
+                <w:rFonts w:ascii="Calibri" w:cs="Calibri" w:eastAsia="Calibri" w:hAnsi="Calibri"/>
+                <w:sz w:val="17"/>
+                <w:szCs w:val="17"/>
+              </w:rPr>
+              <w:t xml:space="preserve">Перечень данных неполный и не совпадает с реальной обработкой</w:t>
+            </w:r>
+          </w:p>
+        </w:tc>
+        <w:tc>
+          <w:tcPr>
+            <w:tcW w:type="dxa" w:w="3770"/>
+            <w:shd w:fill="F8F4FB" w:color="auto" w:val="clear"/>
+            <w:tcMar>
+              <w:top w:type="dxa" w:w="40"/>
+              <w:left w:type="dxa" w:w="80"/>
+              <w:bottom w:type="dxa" w:w="40"/>
+              <w:right w:type="dxa" w:w="80"/>
+            </w:tcMar>
+          </w:tcPr>
+          <w:p>
+            <w:pPr>
+              <w:spacing w:after="0" w:line="210"/>
+            </w:pPr>
+            <w:r>
+              <w:rPr>
+                <w:rFonts w:ascii="Calibri" w:cs="Calibri" w:eastAsia="Calibri" w:hAnsi="Calibri"/>
+                <w:sz w:val="17"/>
+                <w:szCs w:val="17"/>
+              </w:rPr>
+              <w:t xml:space="preserve">Полный перечень данных и категория субъектов у каждой из 16 целей</w:t>
+            </w:r>
+          </w:p>
+        </w:tc>
+      </w:tr>
+      <w:tr>
+        <w:trPr>
+          <w:cantSplit/>
+        </w:trPr>
+        <w:tc>
+          <w:tcPr>
+            <w:tcW w:type="dxa" w:w="3076"/>
+            <w:shd w:fill="FFFFFF" w:color="auto" w:val="clear"/>
+            <w:tcMar>
+              <w:top w:type="dxa" w:w="40"/>
+              <w:left w:type="dxa" w:w="80"/>
+              <w:bottom w:type="dxa" w:w="40"/>
+              <w:right w:type="dxa" w:w="80"/>
+            </w:tcMar>
+          </w:tcPr>
+          <w:p>
+            <w:pPr>
+              <w:spacing w:after="0" w:line="210"/>
+            </w:pPr>
+            <w:r>
+              <w:rPr>
+                <w:rFonts w:ascii="Calibri" w:cs="Calibri" w:eastAsia="Calibri" w:hAnsi="Calibri"/>
+                <w:sz w:val="17"/>
+                <w:szCs w:val="17"/>
+              </w:rPr>
+              <w:t xml:space="preserve">«Не обрабатываем сведения о здоровье» — и цель № 3 с пульсом и тренировками из Apple Health</w:t>
+            </w:r>
+          </w:p>
+        </w:tc>
+        <w:tc>
+          <w:tcPr>
+            <w:tcW w:type="dxa" w:w="3076"/>
+            <w:shd w:fill="FFFFFF" w:color="auto" w:val="clear"/>
+            <w:tcMar>
+              <w:top w:type="dxa" w:w="40"/>
+              <w:left w:type="dxa" w:w="80"/>
+              <w:bottom w:type="dxa" w:w="40"/>
+              <w:right w:type="dxa" w:w="80"/>
+            </w:tcMar>
+          </w:tcPr>
+          <w:p>
+            <w:pPr>
+              <w:spacing w:after="0" w:line="210"/>
+            </w:pPr>
+            <w:r>
+              <w:rPr>
+                <w:rFonts w:ascii="Calibri" w:cs="Calibri" w:eastAsia="Calibri" w:hAnsi="Calibri"/>
+                <w:sz w:val="17"/>
+                <w:szCs w:val="17"/>
+              </w:rPr>
+              <w:t xml:space="preserve">Противоречие внутри документа и обработка специальной категории без письменного согласия</w:t>
+            </w:r>
+          </w:p>
+        </w:tc>
+        <w:tc>
+          <w:tcPr>
+            <w:tcW w:type="dxa" w:w="3770"/>
+            <w:shd w:fill="FFFFFF" w:color="auto" w:val="clear"/>
+            <w:tcMar>
+              <w:top w:type="dxa" w:w="40"/>
+              <w:left w:type="dxa" w:w="80"/>
+              <w:bottom w:type="dxa" w:w="40"/>
+              <w:right w:type="dxa" w:w="80"/>
+            </w:tcMar>
+          </w:tcPr>
+          <w:p>
+            <w:pPr>
+              <w:spacing w:after="0" w:line="210"/>
+            </w:pPr>
+            <w:r>
+              <w:rPr>
+                <w:rFonts w:ascii="Calibri" w:cs="Calibri" w:eastAsia="Calibri" w:hAnsi="Calibri"/>
+                <w:sz w:val="17"/>
+                <w:szCs w:val="17"/>
+              </w:rPr>
+              <w:t xml:space="preserve">Сведения о здоровье названы прямо, отдельный раздел 7, письменное согласие, календарь на устройстве</w:t>
+            </w:r>
+          </w:p>
+        </w:tc>
+      </w:tr>
+      <w:tr>
+        <w:trPr>
+          <w:cantSplit/>
+        </w:trPr>
+        <w:tc>
+          <w:tcPr>
+            <w:tcW w:type="dxa" w:w="3076"/>
+            <w:shd w:fill="F8F4FB" w:color="auto" w:val="clear"/>
+            <w:tcMar>
+              <w:top w:type="dxa" w:w="40"/>
+              <w:left w:type="dxa" w:w="80"/>
+              <w:bottom w:type="dxa" w:w="40"/>
+              <w:right w:type="dxa" w:w="80"/>
+            </w:tcMar>
+          </w:tcPr>
+          <w:p>
+            <w:pPr>
+              <w:spacing w:after="0" w:line="210"/>
+            </w:pPr>
+            <w:r>
+              <w:rPr>
+                <w:rFonts w:ascii="Calibri" w:cs="Calibri" w:eastAsia="Calibri" w:hAnsi="Calibri"/>
+                <w:sz w:val="17"/>
+                <w:szCs w:val="17"/>
+              </w:rPr>
+              <w:t xml:space="preserve">«Пользователь понимает и соглашается», что профиль виден другим</w:t>
+            </w:r>
+          </w:p>
+        </w:tc>
+        <w:tc>
+          <w:tcPr>
+            <w:tcW w:type="dxa" w:w="3076"/>
+            <w:shd w:fill="F8F4FB" w:color="auto" w:val="clear"/>
+            <w:tcMar>
+              <w:top w:type="dxa" w:w="40"/>
+              <w:left w:type="dxa" w:w="80"/>
+              <w:bottom w:type="dxa" w:w="40"/>
+              <w:right w:type="dxa" w:w="80"/>
+            </w:tcMar>
+          </w:tcPr>
+          <w:p>
+            <w:pPr>
+              <w:spacing w:after="0" w:line="210"/>
+            </w:pPr>
+            <w:r>
+              <w:rPr>
+                <w:rFonts w:ascii="Calibri" w:cs="Calibri" w:eastAsia="Calibri" w:hAnsi="Calibri"/>
+                <w:sz w:val="17"/>
+                <w:szCs w:val="17"/>
+              </w:rPr>
+              <w:t xml:space="preserve">Распространение без отдельного согласия по статье 10.1</w:t>
+            </w:r>
+          </w:p>
+        </w:tc>
+        <w:tc>
+          <w:tcPr>
+            <w:tcW w:type="dxa" w:w="3770"/>
+            <w:shd w:fill="F8F4FB" w:color="auto" w:val="clear"/>
+            <w:tcMar>
+              <w:top w:type="dxa" w:w="40"/>
+              <w:left w:type="dxa" w:w="80"/>
+              <w:bottom w:type="dxa" w:w="40"/>
+              <w:right w:type="dxa" w:w="80"/>
+            </w:tcMar>
+          </w:tcPr>
+          <w:p>
+            <w:pPr>
+              <w:spacing w:after="0" w:line="210"/>
+            </w:pPr>
+            <w:r>
+              <w:rPr>
+                <w:rFonts w:ascii="Calibri" w:cs="Calibri" w:eastAsia="Calibri" w:hAnsi="Calibri"/>
+                <w:sz w:val="17"/>
+                <w:szCs w:val="17"/>
+              </w:rPr>
+              <w:t xml:space="preserve">Отдельное согласие, выбор данных, настройки приватности, прекращение за 3 рабочих дня</w:t>
+            </w:r>
+          </w:p>
+        </w:tc>
+      </w:tr>
+      <w:tr>
+        <w:trPr>
+          <w:cantSplit/>
+        </w:trPr>
+        <w:tc>
+          <w:tcPr>
+            <w:tcW w:type="dxa" w:w="3076"/>
+            <w:shd w:fill="FFFFFF" w:color="auto" w:val="clear"/>
+            <w:tcMar>
+              <w:top w:type="dxa" w:w="40"/>
+              <w:left w:type="dxa" w:w="80"/>
+              <w:bottom w:type="dxa" w:w="40"/>
+              <w:right w:type="dxa" w:w="80"/>
+            </w:tcMar>
+          </w:tcPr>
+          <w:p>
+            <w:pPr>
+              <w:spacing w:after="0" w:line="210"/>
+            </w:pPr>
+            <w:r>
+              <w:rPr>
+                <w:rFonts w:ascii="Calibri" w:cs="Calibri" w:eastAsia="Calibri" w:hAnsi="Calibri"/>
+                <w:sz w:val="17"/>
+                <w:szCs w:val="17"/>
+              </w:rPr>
+              <w:t xml:space="preserve">Доступ к фото, видео, контактам и адресной книге устройства</w:t>
+            </w:r>
+          </w:p>
+        </w:tc>
+        <w:tc>
+          <w:tcPr>
+            <w:tcW w:type="dxa" w:w="3076"/>
+            <w:shd w:fill="FFFFFF" w:color="auto" w:val="clear"/>
+            <w:tcMar>
+              <w:top w:type="dxa" w:w="40"/>
+              <w:left w:type="dxa" w:w="80"/>
+              <w:bottom w:type="dxa" w:w="40"/>
+              <w:right w:type="dxa" w:w="80"/>
+            </w:tcMar>
+          </w:tcPr>
+          <w:p>
+            <w:pPr>
+              <w:spacing w:after="0" w:line="210"/>
+            </w:pPr>
+            <w:r>
+              <w:rPr>
+                <w:rFonts w:ascii="Calibri" w:cs="Calibri" w:eastAsia="Calibri" w:hAnsi="Calibri"/>
+                <w:sz w:val="17"/>
+                <w:szCs w:val="17"/>
+              </w:rPr>
+              <w:t xml:space="preserve">Избыточный сбор, нарушение принципа соразмерности</w:t>
+            </w:r>
+          </w:p>
+        </w:tc>
+        <w:tc>
+          <w:tcPr>
+            <w:tcW w:type="dxa" w:w="3770"/>
+            <w:shd w:fill="FFFFFF" w:color="auto" w:val="clear"/>
+            <w:tcMar>
+              <w:top w:type="dxa" w:w="40"/>
+              <w:left w:type="dxa" w:w="80"/>
+              <w:bottom w:type="dxa" w:w="40"/>
+              <w:right w:type="dxa" w:w="80"/>
+            </w:tcMar>
+          </w:tcPr>
+          <w:p>
+            <w:pPr>
+              <w:spacing w:after="0" w:line="210"/>
+            </w:pPr>
+            <w:r>
+              <w:rPr>
+                <w:rFonts w:ascii="Calibri" w:cs="Calibri" w:eastAsia="Calibri" w:hAnsi="Calibri"/>
+                <w:sz w:val="17"/>
+                <w:szCs w:val="17"/>
+              </w:rPr>
+              <w:t xml:space="preserve">Прямо указано: к файлам, контактам и геолокации доступа нет</w:t>
+            </w:r>
+          </w:p>
+        </w:tc>
+      </w:tr>
+      <w:tr>
+        <w:trPr>
+          <w:cantSplit/>
+        </w:trPr>
+        <w:tc>
+          <w:tcPr>
+            <w:tcW w:type="dxa" w:w="3076"/>
+            <w:shd w:fill="F8F4FB" w:color="auto" w:val="clear"/>
+            <w:tcMar>
+              <w:top w:type="dxa" w:w="40"/>
+              <w:left w:type="dxa" w:w="80"/>
+              <w:bottom w:type="dxa" w:w="40"/>
+              <w:right w:type="dxa" w:w="80"/>
+            </w:tcMar>
+          </w:tcPr>
+          <w:p>
+            <w:pPr>
+              <w:spacing w:after="0" w:line="210"/>
+            </w:pPr>
+            <w:r>
+              <w:rPr>
+                <w:rFonts w:ascii="Calibri" w:cs="Calibri" w:eastAsia="Calibri" w:hAnsi="Calibri"/>
+                <w:sz w:val="17"/>
+                <w:szCs w:val="17"/>
+              </w:rPr>
+              <w:t xml:space="preserve">Раскрытие «аффилированным компаниям», «для любых других целей», «для маркетинговых целей»</w:t>
+            </w:r>
+          </w:p>
+        </w:tc>
+        <w:tc>
+          <w:tcPr>
+            <w:tcW w:type="dxa" w:w="3076"/>
+            <w:shd w:fill="F8F4FB" w:color="auto" w:val="clear"/>
+            <w:tcMar>
+              <w:top w:type="dxa" w:w="40"/>
+              <w:left w:type="dxa" w:w="80"/>
+              <w:bottom w:type="dxa" w:w="40"/>
+              <w:right w:type="dxa" w:w="80"/>
+            </w:tcMar>
+          </w:tcPr>
+          <w:p>
+            <w:pPr>
+              <w:spacing w:after="0" w:line="210"/>
+            </w:pPr>
+            <w:r>
+              <w:rPr>
+                <w:rFonts w:ascii="Calibri" w:cs="Calibri" w:eastAsia="Calibri" w:hAnsi="Calibri"/>
+                <w:sz w:val="17"/>
+                <w:szCs w:val="17"/>
+              </w:rPr>
+              <w:t xml:space="preserve">Нарушение принципа ограничения целями</w:t>
+            </w:r>
+          </w:p>
+        </w:tc>
+        <w:tc>
+          <w:tcPr>
+            <w:tcW w:type="dxa" w:w="3770"/>
+            <w:shd w:fill="F8F4FB" w:color="auto" w:val="clear"/>
+            <w:tcMar>
+              <w:top w:type="dxa" w:w="40"/>
+              <w:left w:type="dxa" w:w="80"/>
+              <w:bottom w:type="dxa" w:w="40"/>
+              <w:right w:type="dxa" w:w="80"/>
+            </w:tcMar>
+          </w:tcPr>
+          <w:p>
+            <w:pPr>
+              <w:spacing w:after="0" w:line="210"/>
+            </w:pPr>
+            <w:r>
+              <w:rPr>
+                <w:rFonts w:ascii="Calibri" w:cs="Calibri" w:eastAsia="Calibri" w:hAnsi="Calibri"/>
+                <w:sz w:val="17"/>
+                <w:szCs w:val="17"/>
+              </w:rPr>
+              <w:t xml:space="preserve">Закрытый перечень получателей с ролью и целью. Не продаём и не раскрываем для чужих целей</w:t>
+            </w:r>
+          </w:p>
+        </w:tc>
+      </w:tr>
+      <w:tr>
+        <w:trPr>
+          <w:cantSplit/>
+        </w:trPr>
+        <w:tc>
+          <w:tcPr>
+            <w:tcW w:type="dxa" w:w="3076"/>
+            <w:shd w:fill="FFFFFF" w:color="auto" w:val="clear"/>
+            <w:tcMar>
+              <w:top w:type="dxa" w:w="40"/>
+              <w:left w:type="dxa" w:w="80"/>
+              <w:bottom w:type="dxa" w:w="40"/>
+              <w:right w:type="dxa" w:w="80"/>
+            </w:tcMar>
+          </w:tcPr>
+          <w:p>
+            <w:pPr>
+              <w:spacing w:after="0" w:line="210"/>
+            </w:pPr>
+            <w:r>
+              <w:rPr>
+                <w:rFonts w:ascii="Calibri" w:cs="Calibri" w:eastAsia="Calibri" w:hAnsi="Calibri"/>
+                <w:sz w:val="17"/>
+                <w:szCs w:val="17"/>
+              </w:rPr>
+              <w:t xml:space="preserve">Передача покупателю активов при продаже бизнеса</w:t>
+            </w:r>
+          </w:p>
+        </w:tc>
+        <w:tc>
+          <w:tcPr>
+            <w:tcW w:type="dxa" w:w="3076"/>
+            <w:shd w:fill="FFFFFF" w:color="auto" w:val="clear"/>
+            <w:tcMar>
+              <w:top w:type="dxa" w:w="40"/>
+              <w:left w:type="dxa" w:w="80"/>
+              <w:bottom w:type="dxa" w:w="40"/>
+              <w:right w:type="dxa" w:w="80"/>
+            </w:tcMar>
+          </w:tcPr>
+          <w:p>
+            <w:pPr>
+              <w:spacing w:after="0" w:line="210"/>
+            </w:pPr>
+            <w:r>
+              <w:rPr>
+                <w:rFonts w:ascii="Calibri" w:cs="Calibri" w:eastAsia="Calibri" w:hAnsi="Calibri"/>
+                <w:sz w:val="17"/>
+                <w:szCs w:val="17"/>
+              </w:rPr>
+              <w:t xml:space="preserve">Продажа активов — не правопреемство, нужно отдельное основание</w:t>
+            </w:r>
+          </w:p>
+        </w:tc>
+        <w:tc>
+          <w:tcPr>
+            <w:tcW w:type="dxa" w:w="3770"/>
+            <w:shd w:fill="FFFFFF" w:color="auto" w:val="clear"/>
+            <w:tcMar>
+              <w:top w:type="dxa" w:w="40"/>
+              <w:left w:type="dxa" w:w="80"/>
+              <w:bottom w:type="dxa" w:w="40"/>
+              <w:right w:type="dxa" w:w="80"/>
+            </w:tcMar>
+          </w:tcPr>
+          <w:p>
+            <w:pPr>
+              <w:spacing w:after="0" w:line="210"/>
+            </w:pPr>
+            <w:r>
+              <w:rPr>
+                <w:rFonts w:ascii="Calibri" w:cs="Calibri" w:eastAsia="Calibri" w:hAnsi="Calibri"/>
+                <w:sz w:val="17"/>
+                <w:szCs w:val="17"/>
+              </w:rPr>
+              <w:t xml:space="preserve">Только правопреемнику при реорганизации</w:t>
+            </w:r>
+          </w:p>
+        </w:tc>
+      </w:tr>
+      <w:tr>
+        <w:trPr>
+          <w:cantSplit/>
+        </w:trPr>
+        <w:tc>
+          <w:tcPr>
+            <w:tcW w:type="dxa" w:w="3076"/>
+            <w:shd w:fill="F8F4FB" w:color="auto" w:val="clear"/>
+            <w:tcMar>
+              <w:top w:type="dxa" w:w="40"/>
+              <w:left w:type="dxa" w:w="80"/>
+              <w:bottom w:type="dxa" w:w="40"/>
+              <w:right w:type="dxa" w:w="80"/>
+            </w:tcMar>
+          </w:tcPr>
+          <w:p>
+            <w:pPr>
+              <w:spacing w:after="0" w:line="210"/>
+            </w:pPr>
+            <w:r>
+              <w:rPr>
+                <w:rFonts w:ascii="Calibri" w:cs="Calibri" w:eastAsia="Calibri" w:hAnsi="Calibri"/>
+                <w:sz w:val="17"/>
+                <w:szCs w:val="17"/>
+              </w:rPr>
+              <w:t xml:space="preserve">Данные о вас собирают рекламные сети и рекламодатели</w:t>
+            </w:r>
+          </w:p>
+        </w:tc>
+        <w:tc>
+          <w:tcPr>
+            <w:tcW w:type="dxa" w:w="3076"/>
+            <w:shd w:fill="F8F4FB" w:color="auto" w:val="clear"/>
+            <w:tcMar>
+              <w:top w:type="dxa" w:w="40"/>
+              <w:left w:type="dxa" w:w="80"/>
+              <w:bottom w:type="dxa" w:w="40"/>
+              <w:right w:type="dxa" w:w="80"/>
+            </w:tcMar>
+          </w:tcPr>
+          <w:p>
+            <w:pPr>
+              <w:spacing w:after="0" w:line="210"/>
+            </w:pPr>
+            <w:r>
+              <w:rPr>
+                <w:rFonts w:ascii="Calibri" w:cs="Calibri" w:eastAsia="Calibri" w:hAnsi="Calibri"/>
+                <w:sz w:val="17"/>
+                <w:szCs w:val="17"/>
+              </w:rPr>
+              <w:t xml:space="preserve">Третьи лица без основания и без договора поручения</w:t>
+            </w:r>
+          </w:p>
+        </w:tc>
+        <w:tc>
+          <w:tcPr>
+            <w:tcW w:type="dxa" w:w="3770"/>
+            <w:shd w:fill="F8F4FB" w:color="auto" w:val="clear"/>
+            <w:tcMar>
+              <w:top w:type="dxa" w:w="40"/>
+              <w:left w:type="dxa" w:w="80"/>
+              <w:bottom w:type="dxa" w:w="40"/>
+              <w:right w:type="dxa" w:w="80"/>
+            </w:tcMar>
+          </w:tcPr>
+          <w:p>
+            <w:pPr>
+              <w:spacing w:after="0" w:line="210"/>
+            </w:pPr>
+            <w:r>
+              <w:rPr>
+                <w:rFonts w:ascii="Calibri" w:cs="Calibri" w:eastAsia="Calibri" w:hAnsi="Calibri"/>
+                <w:sz w:val="17"/>
+                <w:szCs w:val="17"/>
+              </w:rPr>
+              <w:t xml:space="preserve">Рекламных сетей и чужих трекеров нет, только Обработчики по договору</w:t>
+            </w:r>
+          </w:p>
+        </w:tc>
+      </w:tr>
+      <w:tr>
+        <w:trPr>
+          <w:cantSplit/>
+        </w:trPr>
+        <w:tc>
+          <w:tcPr>
+            <w:tcW w:type="dxa" w:w="3076"/>
+            <w:shd w:fill="FFFFFF" w:color="auto" w:val="clear"/>
+            <w:tcMar>
+              <w:top w:type="dxa" w:w="40"/>
+              <w:left w:type="dxa" w:w="80"/>
+              <w:bottom w:type="dxa" w:w="40"/>
+              <w:right w:type="dxa" w:w="80"/>
+            </w:tcMar>
+          </w:tcPr>
+          <w:p>
+            <w:pPr>
+              <w:spacing w:after="0" w:line="210"/>
+            </w:pPr>
+            <w:r>
+              <w:rPr>
+                <w:rFonts w:ascii="Calibri" w:cs="Calibri" w:eastAsia="Calibri" w:hAnsi="Calibri"/>
+                <w:sz w:val="17"/>
+                <w:szCs w:val="17"/>
+              </w:rPr>
+              <w:t xml:space="preserve">«Если не хотите, чтобы мы собирали информацию, — не загружайте приложение»</w:t>
+            </w:r>
+          </w:p>
+        </w:tc>
+        <w:tc>
+          <w:tcPr>
+            <w:tcW w:type="dxa" w:w="3076"/>
+            <w:shd w:fill="FFFFFF" w:color="auto" w:val="clear"/>
+            <w:tcMar>
+              <w:top w:type="dxa" w:w="40"/>
+              <w:left w:type="dxa" w:w="80"/>
+              <w:bottom w:type="dxa" w:w="40"/>
+              <w:right w:type="dxa" w:w="80"/>
+            </w:tcMar>
+          </w:tcPr>
+          <w:p>
+            <w:pPr>
+              <w:spacing w:after="0" w:line="210"/>
+            </w:pPr>
+            <w:r>
+              <w:rPr>
+                <w:rFonts w:ascii="Calibri" w:cs="Calibri" w:eastAsia="Calibri" w:hAnsi="Calibri"/>
+                <w:sz w:val="17"/>
+                <w:szCs w:val="17"/>
+              </w:rPr>
+              <w:t xml:space="preserve">Аналитика без согласия, нет реального выбора</w:t>
+            </w:r>
+          </w:p>
+        </w:tc>
+        <w:tc>
+          <w:tcPr>
+            <w:tcW w:type="dxa" w:w="3770"/>
+            <w:shd w:fill="FFFFFF" w:color="auto" w:val="clear"/>
+            <w:tcMar>
+              <w:top w:type="dxa" w:w="40"/>
+              <w:left w:type="dxa" w:w="80"/>
+              <w:bottom w:type="dxa" w:w="40"/>
+              <w:right w:type="dxa" w:w="80"/>
+            </w:tcMar>
+          </w:tcPr>
+          <w:p>
+            <w:pPr>
+              <w:spacing w:after="0" w:line="210"/>
+            </w:pPr>
+            <w:r>
+              <w:rPr>
+                <w:rFonts w:ascii="Calibri" w:cs="Calibri" w:eastAsia="Calibri" w:hAnsi="Calibri"/>
+                <w:sz w:val="17"/>
+                <w:szCs w:val="17"/>
+              </w:rPr>
+              <w:t xml:space="preserve">Аналитические cookie-файлы — только после согласия, отказ без потери функций; раздел «Ваш выбор» с шестью вариантами</w:t>
+            </w:r>
+          </w:p>
+        </w:tc>
+      </w:tr>
+      <w:tr>
+        <w:trPr>
+          <w:cantSplit/>
+        </w:trPr>
+        <w:tc>
+          <w:tcPr>
+            <w:tcW w:type="dxa" w:w="3076"/>
+            <w:shd w:fill="F8F4FB" w:color="auto" w:val="clear"/>
+            <w:tcMar>
+              <w:top w:type="dxa" w:w="40"/>
+              <w:left w:type="dxa" w:w="80"/>
+              <w:bottom w:type="dxa" w:w="40"/>
+              <w:right w:type="dxa" w:w="80"/>
+            </w:tcMar>
+          </w:tcPr>
+          <w:p>
+            <w:pPr>
+              <w:spacing w:after="0" w:line="210"/>
+            </w:pPr>
+            <w:r>
+              <w:rPr>
+                <w:rFonts w:ascii="Calibri" w:cs="Calibri" w:eastAsia="Calibri" w:hAnsi="Calibri"/>
+                <w:sz w:val="17"/>
+                <w:szCs w:val="17"/>
+              </w:rPr>
+              <w:t xml:space="preserve">Права без отзыва согласия, способов обращения и сроков ответа</w:t>
+            </w:r>
+          </w:p>
+        </w:tc>
+        <w:tc>
+          <w:tcPr>
+            <w:tcW w:type="dxa" w:w="3076"/>
+            <w:shd w:fill="F8F4FB" w:color="auto" w:val="clear"/>
+            <w:tcMar>
+              <w:top w:type="dxa" w:w="40"/>
+              <w:left w:type="dxa" w:w="80"/>
+              <w:bottom w:type="dxa" w:w="40"/>
+              <w:right w:type="dxa" w:w="80"/>
+            </w:tcMar>
+          </w:tcPr>
+          <w:p>
+            <w:pPr>
+              <w:spacing w:after="0" w:line="210"/>
+            </w:pPr>
+            <w:r>
+              <w:rPr>
+                <w:rFonts w:ascii="Calibri" w:cs="Calibri" w:eastAsia="Calibri" w:hAnsi="Calibri"/>
+                <w:sz w:val="17"/>
+                <w:szCs w:val="17"/>
+              </w:rPr>
+              <w:t xml:space="preserve">Неполный перечень прав по статьям 14–17</w:t>
+            </w:r>
+          </w:p>
+        </w:tc>
+        <w:tc>
+          <w:tcPr>
+            <w:tcW w:type="dxa" w:w="3770"/>
+            <w:shd w:fill="F8F4FB" w:color="auto" w:val="clear"/>
+            <w:tcMar>
+              <w:top w:type="dxa" w:w="40"/>
+              <w:left w:type="dxa" w:w="80"/>
+              <w:bottom w:type="dxa" w:w="40"/>
+              <w:right w:type="dxa" w:w="80"/>
+            </w:tcMar>
+          </w:tcPr>
+          <w:p>
+            <w:pPr>
+              <w:spacing w:after="0" w:line="210"/>
+            </w:pPr>
+            <w:r>
+              <w:rPr>
+                <w:rFonts w:ascii="Calibri" w:cs="Calibri" w:eastAsia="Calibri" w:hAnsi="Calibri"/>
+                <w:sz w:val="17"/>
+                <w:szCs w:val="17"/>
+              </w:rPr>
+              <w:t xml:space="preserve">Полный перечень, способы обращения, ответ за 10 рабочих дней</w:t>
+            </w:r>
+          </w:p>
+        </w:tc>
+      </w:tr>
+      <w:tr>
+        <w:trPr>
+          <w:cantSplit/>
+        </w:trPr>
+        <w:tc>
+          <w:tcPr>
+            <w:tcW w:type="dxa" w:w="3076"/>
+            <w:shd w:fill="FFFFFF" w:color="auto" w:val="clear"/>
+            <w:tcMar>
+              <w:top w:type="dxa" w:w="40"/>
+              <w:left w:type="dxa" w:w="80"/>
+              <w:bottom w:type="dxa" w:w="40"/>
+              <w:right w:type="dxa" w:w="80"/>
+            </w:tcMar>
+          </w:tcPr>
+          <w:p>
+            <w:pPr>
+              <w:spacing w:after="0" w:line="210"/>
+            </w:pPr>
+            <w:r>
+              <w:rPr>
+                <w:rFonts w:ascii="Calibri" w:cs="Calibri" w:eastAsia="Calibri" w:hAnsi="Calibri"/>
+                <w:sz w:val="17"/>
+                <w:szCs w:val="17"/>
+              </w:rPr>
+              <w:t xml:space="preserve">Нет сведений о хранении в России, утечках, рекомендательных технологиях, детях, ответственном лице</w:t>
+            </w:r>
+          </w:p>
+        </w:tc>
+        <w:tc>
+          <w:tcPr>
+            <w:tcW w:type="dxa" w:w="3076"/>
+            <w:shd w:fill="FFFFFF" w:color="auto" w:val="clear"/>
+            <w:tcMar>
+              <w:top w:type="dxa" w:w="40"/>
+              <w:left w:type="dxa" w:w="80"/>
+              <w:bottom w:type="dxa" w:w="40"/>
+              <w:right w:type="dxa" w:w="80"/>
+            </w:tcMar>
+          </w:tcPr>
+          <w:p>
+            <w:pPr>
+              <w:spacing w:after="0" w:line="210"/>
+            </w:pPr>
+            <w:r>
+              <w:rPr>
+                <w:rFonts w:ascii="Calibri" w:cs="Calibri" w:eastAsia="Calibri" w:hAnsi="Calibri"/>
+                <w:sz w:val="17"/>
+                <w:szCs w:val="17"/>
+              </w:rPr>
+              <w:t xml:space="preserve">Обязательные элементы отсутствуют</w:t>
+            </w:r>
+          </w:p>
+        </w:tc>
+        <w:tc>
+          <w:tcPr>
+            <w:tcW w:type="dxa" w:w="3770"/>
+            <w:shd w:fill="FFFFFF" w:color="auto" w:val="clear"/>
+            <w:tcMar>
+              <w:top w:type="dxa" w:w="40"/>
+              <w:left w:type="dxa" w:w="80"/>
+              <w:bottom w:type="dxa" w:w="40"/>
+              <w:right w:type="dxa" w:w="80"/>
+            </w:tcMar>
+          </w:tcPr>
+          <w:p>
+            <w:pPr>
+              <w:spacing w:after="0" w:line="210"/>
+            </w:pPr>
+            <w:r>
+              <w:rPr>
+                <w:rFonts w:ascii="Calibri" w:cs="Calibri" w:eastAsia="Calibri" w:hAnsi="Calibri"/>
+                <w:sz w:val="17"/>
+                <w:szCs w:val="17"/>
+              </w:rPr>
+              <w:t xml:space="preserve">Отдельные разделы на каждую тему</w:t>
+            </w:r>
+          </w:p>
+        </w:tc>
+      </w:tr>
+      <w:tr>
+        <w:trPr>
+          <w:cantSplit/>
+        </w:trPr>
+        <w:tc>
+          <w:tcPr>
+            <w:tcW w:type="dxa" w:w="3076"/>
+            <w:shd w:fill="F8F4FB" w:color="auto" w:val="clear"/>
+            <w:tcMar>
+              <w:top w:type="dxa" w:w="40"/>
+              <w:left w:type="dxa" w:w="80"/>
+              <w:bottom w:type="dxa" w:w="40"/>
+              <w:right w:type="dxa" w:w="80"/>
+            </w:tcMar>
+          </w:tcPr>
+          <w:p>
+            <w:pPr>
+              <w:spacing w:after="0" w:line="210"/>
+            </w:pPr>
+            <w:r>
+              <w:rPr>
+                <w:rFonts w:ascii="Calibri" w:cs="Calibri" w:eastAsia="Calibri" w:hAnsi="Calibri"/>
+                <w:sz w:val="17"/>
+                <w:szCs w:val="17"/>
+              </w:rPr>
+              <w:t xml:space="preserve">Два разных адреса для связи, опечатки, смешение «Компания», «Оператор», «мы»; нет нумерации</w:t>
+            </w:r>
+          </w:p>
+        </w:tc>
+        <w:tc>
+          <w:tcPr>
+            <w:tcW w:type="dxa" w:w="3076"/>
+            <w:shd w:fill="F8F4FB" w:color="auto" w:val="clear"/>
+            <w:tcMar>
+              <w:top w:type="dxa" w:w="40"/>
+              <w:left w:type="dxa" w:w="80"/>
+              <w:bottom w:type="dxa" w:w="40"/>
+              <w:right w:type="dxa" w:w="80"/>
+            </w:tcMar>
+          </w:tcPr>
+          <w:p>
+            <w:pPr>
+              <w:spacing w:after="0" w:line="210"/>
+            </w:pPr>
+            <w:r>
+              <w:rPr>
+                <w:rFonts w:ascii="Calibri" w:cs="Calibri" w:eastAsia="Calibri" w:hAnsi="Calibri"/>
+                <w:sz w:val="17"/>
+                <w:szCs w:val="17"/>
+              </w:rPr>
+              <w:t xml:space="preserve">Документ трудно использовать при запросах и проверке</w:t>
+            </w:r>
+          </w:p>
+        </w:tc>
+        <w:tc>
+          <w:tcPr>
+            <w:tcW w:type="dxa" w:w="3770"/>
+            <w:shd w:fill="F8F4FB" w:color="auto" w:val="clear"/>
+            <w:tcMar>
+              <w:top w:type="dxa" w:w="40"/>
+              <w:left w:type="dxa" w:w="80"/>
+              <w:bottom w:type="dxa" w:w="40"/>
+              <w:right w:type="dxa" w:w="80"/>
+            </w:tcMar>
+          </w:tcPr>
+          <w:p>
+            <w:pPr>
+              <w:spacing w:after="0" w:line="210"/>
+            </w:pPr>
+            <w:r>
+              <w:rPr>
+                <w:rFonts w:ascii="Calibri" w:cs="Calibri" w:eastAsia="Calibri" w:hAnsi="Calibri"/>
+                <w:sz w:val="17"/>
+                <w:szCs w:val="17"/>
+              </w:rPr>
+              <w:t xml:space="preserve">Один адрес, единые термины, нумерация разделов и пунктов</w:t>
+            </w:r>
+          </w:p>
+        </w:tc>
+      </w:tr>
+    </w:tbl>
+    <w:p>
+      <w:pPr>
+        <w:keepNext/>
+        <w:spacing w:after="50" w:before="110"/>
+      </w:pPr>
+      <w:r>
+        <w:rPr>
+          <w:rFonts w:ascii="Calibri" w:cs="Calibri" w:eastAsia="Calibri" w:hAnsi="Calibri"/>
+          <w:b/>
+          <w:bCs/>
+          <w:color w:val="5B2C6F"/>
+          <w:sz w:val="21"/>
+          <w:szCs w:val="21"/>
+        </w:rPr>
+        <w:t xml:space="preserve">2. Что заполнить</w:t>
       </w:r>
     </w:p>
     <w:tbl>
@@ -853,7 +2108,7 @@
           <w:sz w:val="21"/>
           <w:szCs w:val="21"/>
         </w:rPr>
-        <w:t xml:space="preserve">2. Что изменить в продукте до публикации</w:t>
+        <w:t xml:space="preserve">3. Что изменить в продукте до публикации</w:t>
       </w:r>
     </w:p>
     <w:p>
@@ -1241,7 +2496,7 @@
                 <w:sz w:val="17"/>
                 <w:szCs w:val="17"/>
               </w:rPr>
-              <w:t xml:space="preserve">Показывать только число приглашённых и сумму начисленных бонусов. Пункт 6.9 Политики написан под это</w:t>
+              <w:t xml:space="preserve">Показывать только число приглашённых и сумму начисленных бонусов. Цель № 8 Политики написана под это</w:t>
             </w:r>
           </w:p>
         </w:tc>
@@ -1610,7 +2865,7 @@
           <w:sz w:val="21"/>
           <w:szCs w:val="21"/>
         </w:rPr>
-        <w:t xml:space="preserve">3. Публикуйте только то, что работает</w:t>
+        <w:t xml:space="preserve">4. Публикуйте только то, что работает</w:t>
       </w:r>
     </w:p>
     <w:p>
@@ -1640,8 +2895,8 @@
         </w:tblBorders>
       </w:tblPr>
       <w:tblGrid>
-        <w:gridCol w:w="3572"/>
-        <w:gridCol w:w="6350"/>
+        <w:gridCol w:w="3175"/>
+        <w:gridCol w:w="6747"/>
       </w:tblGrid>
       <w:tr>
         <w:trPr>
@@ -1649,7 +2904,7 @@
         </w:trPr>
         <w:tc>
           <w:tcPr>
-            <w:tcW w:type="dxa" w:w="3572"/>
+            <w:tcW w:type="dxa" w:w="3175"/>
             <w:shd w:fill="EADCF2" w:color="auto" w:val="clear"/>
             <w:tcMar>
               <w:top w:type="dxa" w:w="40"/>
@@ -1676,7 +2931,7 @@
         </w:tc>
         <w:tc>
           <w:tcPr>
-            <w:tcW w:type="dxa" w:w="6350"/>
+            <w:tcW w:type="dxa" w:w="6747"/>
             <w:shd w:fill="EADCF2" w:color="auto" w:val="clear"/>
             <w:tcMar>
               <w:top w:type="dxa" w:w="40"/>
@@ -1697,7 +2952,7 @@
                 <w:sz w:val="17"/>
                 <w:szCs w:val="17"/>
               </w:rPr>
-              <w:t xml:space="preserve">Пункты Политики</w:t>
+              <w:t xml:space="preserve">Что убрать из Политики, пока функция не работает</w:t>
             </w:r>
           </w:p>
         </w:tc>
@@ -1708,7 +2963,7 @@
         </w:trPr>
         <w:tc>
           <w:tcPr>
-            <w:tcW w:type="dxa" w:w="3572"/>
+            <w:tcW w:type="dxa" w:w="3175"/>
             <w:shd w:fill="FFFFFF" w:color="auto" w:val="clear"/>
             <w:tcMar>
               <w:top w:type="dxa" w:w="40"/>
@@ -1733,26 +2988,26 @@
         </w:tc>
         <w:tc>
           <w:tcPr>
-            <w:tcW w:type="dxa" w:w="6350"/>
-            <w:shd w:fill="FFFFFF" w:color="auto" w:val="clear"/>
-            <w:tcMar>
-              <w:top w:type="dxa" w:w="40"/>
-              <w:left w:type="dxa" w:w="80"/>
-              <w:bottom w:type="dxa" w:w="40"/>
-              <w:right w:type="dxa" w:w="80"/>
-            </w:tcMar>
-          </w:tcPr>
-          <w:p>
-            <w:pPr>
-              <w:spacing w:after="0" w:line="210"/>
-            </w:pPr>
-            <w:r>
-              <w:rPr>
-                <w:rFonts w:ascii="Calibri" w:cs="Calibri" w:eastAsia="Calibri" w:hAnsi="Calibri"/>
-                <w:sz w:val="17"/>
-                <w:szCs w:val="17"/>
-              </w:rPr>
-              <w:t xml:space="preserve">6.6, 6.12, строки «Эксперты и Продавцы» и «Сервис выплат» в п. 9.3 и Приложении 1</w:t>
+            <w:tcW w:type="dxa" w:w="6747"/>
+            <w:shd w:fill="FFFFFF" w:color="auto" w:val="clear"/>
+            <w:tcMar>
+              <w:top w:type="dxa" w:w="40"/>
+              <w:left w:type="dxa" w:w="80"/>
+              <w:bottom w:type="dxa" w:w="40"/>
+              <w:right w:type="dxa" w:w="80"/>
+            </w:tcMar>
+          </w:tcPr>
+          <w:p>
+            <w:pPr>
+              <w:spacing w:after="0" w:line="210"/>
+            </w:pPr>
+            <w:r>
+              <w:rPr>
+                <w:rFonts w:ascii="Calibri" w:cs="Calibri" w:eastAsia="Calibri" w:hAnsi="Calibri"/>
+                <w:sz w:val="17"/>
+                <w:szCs w:val="17"/>
+              </w:rPr>
+              <w:t xml:space="preserve">Цели № 5 и № 11, страницы Экспертов в разделе 8, строки «Эксперты и Продавцы» и «Сервис выплат» в разделе 11 и Приложении 1</w:t>
             </w:r>
           </w:p>
         </w:tc>
@@ -1763,7 +3018,7 @@
         </w:trPr>
         <w:tc>
           <w:tcPr>
-            <w:tcW w:type="dxa" w:w="3572"/>
+            <w:tcW w:type="dxa" w:w="3175"/>
             <w:shd w:fill="F8F4FB" w:color="auto" w:val="clear"/>
             <w:tcMar>
               <w:top w:type="dxa" w:w="40"/>
@@ -1788,26 +3043,26 @@
         </w:tc>
         <w:tc>
           <w:tcPr>
-            <w:tcW w:type="dxa" w:w="6350"/>
-            <w:shd w:fill="F8F4FB" w:color="auto" w:val="clear"/>
-            <w:tcMar>
-              <w:top w:type="dxa" w:w="40"/>
-              <w:left w:type="dxa" w:w="80"/>
-              <w:bottom w:type="dxa" w:w="40"/>
-              <w:right w:type="dxa" w:w="80"/>
-            </w:tcMar>
-          </w:tcPr>
-          <w:p>
-            <w:pPr>
-              <w:spacing w:after="0" w:line="210"/>
-            </w:pPr>
-            <w:r>
-              <w:rPr>
-                <w:rFonts w:ascii="Calibri" w:cs="Calibri" w:eastAsia="Calibri" w:hAnsi="Calibri"/>
-                <w:sz w:val="17"/>
-                <w:szCs w:val="17"/>
-              </w:rPr>
-              <w:t xml:space="preserve">6.6 в части Продавцов, 6.13, строка «Службы доставки»</w:t>
+            <w:tcW w:type="dxa" w:w="6747"/>
+            <w:shd w:fill="F8F4FB" w:color="auto" w:val="clear"/>
+            <w:tcMar>
+              <w:top w:type="dxa" w:w="40"/>
+              <w:left w:type="dxa" w:w="80"/>
+              <w:bottom w:type="dxa" w:w="40"/>
+              <w:right w:type="dxa" w:w="80"/>
+            </w:tcMar>
+          </w:tcPr>
+          <w:p>
+            <w:pPr>
+              <w:spacing w:after="0" w:line="210"/>
+            </w:pPr>
+            <w:r>
+              <w:rPr>
+                <w:rFonts w:ascii="Calibri" w:cs="Calibri" w:eastAsia="Calibri" w:hAnsi="Calibri"/>
+                <w:sz w:val="17"/>
+                <w:szCs w:val="17"/>
+              </w:rPr>
+              <w:t xml:space="preserve">Цель № 5 в части Продавцов, цель № 12, строка «Службы доставки»</w:t>
             </w:r>
           </w:p>
         </w:tc>
@@ -1818,7 +3073,7 @@
         </w:trPr>
         <w:tc>
           <w:tcPr>
-            <w:tcW w:type="dxa" w:w="3572"/>
+            <w:tcW w:type="dxa" w:w="3175"/>
             <w:shd w:fill="FFFFFF" w:color="auto" w:val="clear"/>
             <w:tcMar>
               <w:top w:type="dxa" w:w="40"/>
@@ -1843,26 +3098,26 @@
         </w:tc>
         <w:tc>
           <w:tcPr>
-            <w:tcW w:type="dxa" w:w="6350"/>
-            <w:shd w:fill="FFFFFF" w:color="auto" w:val="clear"/>
-            <w:tcMar>
-              <w:top w:type="dxa" w:w="40"/>
-              <w:left w:type="dxa" w:w="80"/>
-              <w:bottom w:type="dxa" w:w="40"/>
-              <w:right w:type="dxa" w:w="80"/>
-            </w:tcMar>
-          </w:tcPr>
-          <w:p>
-            <w:pPr>
-              <w:spacing w:after="0" w:line="210"/>
-            </w:pPr>
-            <w:r>
-              <w:rPr>
-                <w:rFonts w:ascii="Calibri" w:cs="Calibri" w:eastAsia="Calibri" w:hAnsi="Calibri"/>
-                <w:sz w:val="17"/>
-                <w:szCs w:val="17"/>
-              </w:rPr>
-              <w:t xml:space="preserve">6.14, п. 10.2 в части Участников мероприятий</w:t>
+            <w:tcW w:type="dxa" w:w="6747"/>
+            <w:shd w:fill="FFFFFF" w:color="auto" w:val="clear"/>
+            <w:tcMar>
+              <w:top w:type="dxa" w:w="40"/>
+              <w:left w:type="dxa" w:w="80"/>
+              <w:bottom w:type="dxa" w:w="40"/>
+              <w:right w:type="dxa" w:w="80"/>
+            </w:tcMar>
+          </w:tcPr>
+          <w:p>
+            <w:pPr>
+              <w:spacing w:after="0" w:line="210"/>
+            </w:pPr>
+            <w:r>
+              <w:rPr>
+                <w:rFonts w:ascii="Calibri" w:cs="Calibri" w:eastAsia="Calibri" w:hAnsi="Calibri"/>
+                <w:sz w:val="17"/>
+                <w:szCs w:val="17"/>
+              </w:rPr>
+              <w:t xml:space="preserve">Цель № 13, изображения Участников в разделе 8</w:t>
             </w:r>
           </w:p>
         </w:tc>
@@ -1873,7 +3128,7 @@
         </w:trPr>
         <w:tc>
           <w:tcPr>
-            <w:tcW w:type="dxa" w:w="3572"/>
+            <w:tcW w:type="dxa" w:w="3175"/>
             <w:shd w:fill="F8F4FB" w:color="auto" w:val="clear"/>
             <w:tcMar>
               <w:top w:type="dxa" w:w="40"/>
@@ -1898,26 +3153,26 @@
         </w:tc>
         <w:tc>
           <w:tcPr>
-            <w:tcW w:type="dxa" w:w="6350"/>
-            <w:shd w:fill="F8F4FB" w:color="auto" w:val="clear"/>
-            <w:tcMar>
-              <w:top w:type="dxa" w:w="40"/>
-              <w:left w:type="dxa" w:w="80"/>
-              <w:bottom w:type="dxa" w:w="40"/>
-              <w:right w:type="dxa" w:w="80"/>
-            </w:tcMar>
-          </w:tcPr>
-          <w:p>
-            <w:pPr>
-              <w:spacing w:after="0" w:line="210"/>
-            </w:pPr>
-            <w:r>
-              <w:rPr>
-                <w:rFonts w:ascii="Calibri" w:cs="Calibri" w:eastAsia="Calibri" w:hAnsi="Calibri"/>
-                <w:sz w:val="17"/>
-                <w:szCs w:val="17"/>
-              </w:rPr>
-              <w:t xml:space="preserve">6.7, раздел 10 в части Пользователей</w:t>
+            <w:tcW w:type="dxa" w:w="6747"/>
+            <w:shd w:fill="F8F4FB" w:color="auto" w:val="clear"/>
+            <w:tcMar>
+              <w:top w:type="dxa" w:w="40"/>
+              <w:left w:type="dxa" w:w="80"/>
+              <w:bottom w:type="dxa" w:w="40"/>
+              <w:right w:type="dxa" w:w="80"/>
+            </w:tcMar>
+          </w:tcPr>
+          <w:p>
+            <w:pPr>
+              <w:spacing w:after="0" w:line="210"/>
+            </w:pPr>
+            <w:r>
+              <w:rPr>
+                <w:rFonts w:ascii="Calibri" w:cs="Calibri" w:eastAsia="Calibri" w:hAnsi="Calibri"/>
+                <w:sz w:val="17"/>
+                <w:szCs w:val="17"/>
+              </w:rPr>
+              <w:t xml:space="preserve">Раздел 5, цель № 6, раздел 8 в части Пользователей</w:t>
             </w:r>
           </w:p>
         </w:tc>
@@ -1928,7 +3183,7 @@
         </w:trPr>
         <w:tc>
           <w:tcPr>
-            <w:tcW w:type="dxa" w:w="3572"/>
+            <w:tcW w:type="dxa" w:w="3175"/>
             <w:shd w:fill="FFFFFF" w:color="auto" w:val="clear"/>
             <w:tcMar>
               <w:top w:type="dxa" w:w="40"/>
@@ -1953,26 +3208,26 @@
         </w:tc>
         <w:tc>
           <w:tcPr>
-            <w:tcW w:type="dxa" w:w="6350"/>
-            <w:shd w:fill="FFFFFF" w:color="auto" w:val="clear"/>
-            <w:tcMar>
-              <w:top w:type="dxa" w:w="40"/>
-              <w:left w:type="dxa" w:w="80"/>
-              <w:bottom w:type="dxa" w:w="40"/>
-              <w:right w:type="dxa" w:w="80"/>
-            </w:tcMar>
-          </w:tcPr>
-          <w:p>
-            <w:pPr>
-              <w:spacing w:after="0" w:line="210"/>
-            </w:pPr>
-            <w:r>
-              <w:rPr>
-                <w:rFonts w:ascii="Calibri" w:cs="Calibri" w:eastAsia="Calibri" w:hAnsi="Calibri"/>
-                <w:sz w:val="17"/>
-                <w:szCs w:val="17"/>
-              </w:rPr>
-              <w:t xml:space="preserve">Вторая часть п. 6.9, строка «Сервис выплат»</w:t>
+            <w:tcW w:type="dxa" w:w="6747"/>
+            <w:shd w:fill="FFFFFF" w:color="auto" w:val="clear"/>
+            <w:tcMar>
+              <w:top w:type="dxa" w:w="40"/>
+              <w:left w:type="dxa" w:w="80"/>
+              <w:bottom w:type="dxa" w:w="40"/>
+              <w:right w:type="dxa" w:w="80"/>
+            </w:tcMar>
+          </w:tcPr>
+          <w:p>
+            <w:pPr>
+              <w:spacing w:after="0" w:line="210"/>
+            </w:pPr>
+            <w:r>
+              <w:rPr>
+                <w:rFonts w:ascii="Calibri" w:cs="Calibri" w:eastAsia="Calibri" w:hAnsi="Calibri"/>
+                <w:sz w:val="17"/>
+                <w:szCs w:val="17"/>
+              </w:rPr>
+              <w:t xml:space="preserve">Вторая часть цели № 8, строка «Сервис выплат»</w:t>
             </w:r>
           </w:p>
         </w:tc>
@@ -1983,7 +3238,7 @@
         </w:trPr>
         <w:tc>
           <w:tcPr>
-            <w:tcW w:type="dxa" w:w="3572"/>
+            <w:tcW w:type="dxa" w:w="3175"/>
             <w:shd w:fill="F8F4FB" w:color="auto" w:val="clear"/>
             <w:tcMar>
               <w:top w:type="dxa" w:w="40"/>
@@ -2008,26 +3263,26 @@
         </w:tc>
         <w:tc>
           <w:tcPr>
-            <w:tcW w:type="dxa" w:w="6350"/>
-            <w:shd w:fill="F8F4FB" w:color="auto" w:val="clear"/>
-            <w:tcMar>
-              <w:top w:type="dxa" w:w="40"/>
-              <w:left w:type="dxa" w:w="80"/>
-              <w:bottom w:type="dxa" w:w="40"/>
-              <w:right w:type="dxa" w:w="80"/>
-            </w:tcMar>
-          </w:tcPr>
-          <w:p>
-            <w:pPr>
-              <w:spacing w:after="0" w:line="210"/>
-            </w:pPr>
-            <w:r>
-              <w:rPr>
-                <w:rFonts w:ascii="Calibri" w:cs="Calibri" w:eastAsia="Calibri" w:hAnsi="Calibri"/>
-                <w:sz w:val="17"/>
-                <w:szCs w:val="17"/>
-              </w:rPr>
-              <w:t xml:space="preserve">Упоминания синхронизации в 6.4 и 7.3</w:t>
+            <w:tcW w:type="dxa" w:w="6747"/>
+            <w:shd w:fill="F8F4FB" w:color="auto" w:val="clear"/>
+            <w:tcMar>
+              <w:top w:type="dxa" w:w="40"/>
+              <w:left w:type="dxa" w:w="80"/>
+              <w:bottom w:type="dxa" w:w="40"/>
+              <w:right w:type="dxa" w:w="80"/>
+            </w:tcMar>
+          </w:tcPr>
+          <w:p>
+            <w:pPr>
+              <w:spacing w:after="0" w:line="210"/>
+            </w:pPr>
+            <w:r>
+              <w:rPr>
+                <w:rFonts w:ascii="Calibri" w:cs="Calibri" w:eastAsia="Calibri" w:hAnsi="Calibri"/>
+                <w:sz w:val="17"/>
+                <w:szCs w:val="17"/>
+              </w:rPr>
+              <w:t xml:space="preserve">Упоминания синхронизации в цели № 3 и пункте 7.3</w:t>
             </w:r>
           </w:p>
         </w:tc>
@@ -2038,7 +3293,7 @@
         </w:trPr>
         <w:tc>
           <w:tcPr>
-            <w:tcW w:type="dxa" w:w="3572"/>
+            <w:tcW w:type="dxa" w:w="3175"/>
             <w:shd w:fill="FFFFFF" w:color="auto" w:val="clear"/>
             <w:tcMar>
               <w:top w:type="dxa" w:w="40"/>
@@ -2063,26 +3318,26 @@
         </w:tc>
         <w:tc>
           <w:tcPr>
-            <w:tcW w:type="dxa" w:w="6350"/>
-            <w:shd w:fill="FFFFFF" w:color="auto" w:val="clear"/>
-            <w:tcMar>
-              <w:top w:type="dxa" w:w="40"/>
-              <w:left w:type="dxa" w:w="80"/>
-              <w:bottom w:type="dxa" w:w="40"/>
-              <w:right w:type="dxa" w:w="80"/>
-            </w:tcMar>
-          </w:tcPr>
-          <w:p>
-            <w:pPr>
-              <w:spacing w:after="0" w:line="210"/>
-            </w:pPr>
-            <w:r>
-              <w:rPr>
-                <w:rFonts w:ascii="Calibri" w:cs="Calibri" w:eastAsia="Calibri" w:hAnsi="Calibri"/>
-                <w:sz w:val="17"/>
-                <w:szCs w:val="17"/>
-              </w:rPr>
-              <w:t xml:space="preserve">Строка «Распознавание речи и языковые модели»; при сценарном помощнике без внешних сервисов её нет</w:t>
+            <w:tcW w:type="dxa" w:w="6747"/>
+            <w:shd w:fill="FFFFFF" w:color="auto" w:val="clear"/>
+            <w:tcMar>
+              <w:top w:type="dxa" w:w="40"/>
+              <w:left w:type="dxa" w:w="80"/>
+              <w:bottom w:type="dxa" w:w="40"/>
+              <w:right w:type="dxa" w:w="80"/>
+            </w:tcMar>
+          </w:tcPr>
+          <w:p>
+            <w:pPr>
+              <w:spacing w:after="0" w:line="210"/>
+            </w:pPr>
+            <w:r>
+              <w:rPr>
+                <w:rFonts w:ascii="Calibri" w:cs="Calibri" w:eastAsia="Calibri" w:hAnsi="Calibri"/>
+                <w:sz w:val="17"/>
+                <w:szCs w:val="17"/>
+              </w:rPr>
+              <w:t xml:space="preserve">Строка «Распознавание речи и языковые модели»; если помощник работает на сценариях без внешних сервисов, её нет</w:t>
             </w:r>
           </w:p>
         </w:tc>
@@ -2102,7 +3357,7 @@
           <w:sz w:val="21"/>
           <w:szCs w:val="21"/>
         </w:rPr>
-        <w:t xml:space="preserve">4. Документы, которые нужны вместе с Политикой</w:t>
+        <w:t xml:space="preserve">5. Документы, которые нужны вместе с Политикой</w:t>
       </w:r>
     </w:p>
     <w:p>
@@ -2336,7 +3591,7 @@
           <w:sz w:val="21"/>
           <w:szCs w:val="21"/>
         </w:rPr>
-        <w:t xml:space="preserve">5. Внутренние документы, которые проверяет Роскомнадзор</w:t>
+        <w:t xml:space="preserve">6. Внутренние документы, которые проверяет Роскомнадзор</w:t>
       </w:r>
     </w:p>
     <w:p>
@@ -2519,7 +3774,7 @@
           <w:sz w:val="21"/>
           <w:szCs w:val="21"/>
         </w:rPr>
-        <w:t xml:space="preserve">6. Порядок действий</w:t>
+        <w:t xml:space="preserve">7. Порядок действий</w:t>
       </w:r>
     </w:p>
     <w:p>
@@ -2557,7 +3812,7 @@
           <w:sz w:val="19"/>
           <w:szCs w:val="19"/>
         </w:rPr>
-        <w:t xml:space="preserve">Выполнить изменения в продукте из раздела 2.</w:t>
+        <w:t xml:space="preserve">Выполнить изменения в продукте из раздела 3.</w:t>
       </w:r>
     </w:p>
     <w:p>
@@ -2650,7 +3905,7 @@
           <w:sz w:val="21"/>
           <w:szCs w:val="21"/>
         </w:rPr>
-        <w:t xml:space="preserve">7. Решения в проекте, которые стоит подтвердить с юристом</w:t>
+        <w:t xml:space="preserve">8. Решения в проекте, которые стоит подтвердить с юристом</w:t>
       </w:r>
     </w:p>
     <w:p>
@@ -2767,21 +4022,6 @@
           <w:szCs w:val="19"/>
         </w:rPr>
         <w:t xml:space="preserve">Политика предполагает, что участница только подтверждает ознакомление с противопоказаниями, а сведения о здоровье не собираются. Если программа требует анкету о здоровье, нужен отдельный пункт и отдельное письменное согласие.</w:t>
-      </w:r>
-    </w:p>
-    <w:p>
-      <w:pPr>
-        <w:spacing w:after="0" w:before="90" w:line="214"/>
-        <w:jc w:val="both"/>
-      </w:pPr>
-      <w:r>
-        <w:rPr>
-          <w:rFonts w:ascii="Calibri" w:cs="Calibri" w:eastAsia="Calibri" w:hAnsi="Calibri"/>
-          <w:color w:val="777777"/>
-          <w:sz w:val="17"/>
-          <w:szCs w:val="17"/>
-        </w:rPr>
-        <w:t xml:space="preserve">Исправления в ранее переданных документах: статья о рекомендательных технологиях — 10.2-2 закона 149-ФЗ, а не 10.2-1; в описании продукта исправлено утверждение о том, что голосовой ввод не передаёт данные на сторонние серверы.</w:t>
       </w:r>
     </w:p>
     <w:sectPr>
